--- a/Algorithms_3Lab/Sort/Рисунки.docx
+++ b/Algorithms_3Lab/Sort/Рисунки.docx
@@ -5,6 +5,10 @@
     <w:p/>
     <w:p>
       <w:r>
+        <w:rPr>
+          <w:noProof/>
+          <w:lang w:eastAsia="ru-RU"/>
+        </w:rPr>
         <w:drawing>
           <wp:inline distT="0" distB="0" distL="0" distR="0" wp14:anchorId="495232CB" wp14:editId="503EEA1F">
             <wp:extent cx="5940425" cy="3295650"/>
@@ -44,6 +48,10 @@
     </w:p>
     <w:p>
       <w:r>
+        <w:rPr>
+          <w:noProof/>
+          <w:lang w:eastAsia="ru-RU"/>
+        </w:rPr>
         <w:drawing>
           <wp:inline distT="0" distB="0" distL="0" distR="0" wp14:anchorId="6BF567F5" wp14:editId="7A64CF6D">
             <wp:extent cx="5940425" cy="3364865"/>
@@ -83,6 +91,10 @@
     </w:p>
     <w:p>
       <w:r>
+        <w:rPr>
+          <w:noProof/>
+          <w:lang w:eastAsia="ru-RU"/>
+        </w:rPr>
         <w:lastRenderedPageBreak/>
         <w:drawing>
           <wp:inline distT="0" distB="0" distL="0" distR="0" wp14:anchorId="49B3AD85" wp14:editId="6F40D15D">
@@ -122,8 +134,11 @@
       </w:r>
     </w:p>
     <w:p>
-      <w:bookmarkStart w:id="0" w:name="_GoBack"/>
       <w:r>
+        <w:rPr>
+          <w:noProof/>
+          <w:lang w:eastAsia="ru-RU"/>
+        </w:rPr>
         <w:drawing>
           <wp:inline distT="0" distB="0" distL="0" distR="0" wp14:anchorId="4DCE3372" wp14:editId="09ECCD7E">
             <wp:extent cx="5940425" cy="3030220"/>
@@ -160,6 +175,47 @@
           </wp:inline>
         </w:drawing>
       </w:r>
+    </w:p>
+    <w:p>
+      <w:r>
+        <w:lastRenderedPageBreak/>
+        <w:drawing>
+          <wp:inline distT="0" distB="0" distL="0" distR="0" wp14:anchorId="0DB5EF32" wp14:editId="02973AE6">
+            <wp:extent cx="5940425" cy="7360285"/>
+            <wp:effectExtent l="0" t="0" r="3175" b="0"/>
+            <wp:docPr id="5" name="Рисунок 5"/>
+            <wp:cNvGraphicFramePr>
+              <a:graphicFrameLocks xmlns:a="http://schemas.openxmlformats.org/drawingml/2006/main" noChangeAspect="1"/>
+            </wp:cNvGraphicFramePr>
+            <a:graphic xmlns:a="http://schemas.openxmlformats.org/drawingml/2006/main">
+              <a:graphicData uri="http://schemas.openxmlformats.org/drawingml/2006/picture">
+                <pic:pic xmlns:pic="http://schemas.openxmlformats.org/drawingml/2006/picture">
+                  <pic:nvPicPr>
+                    <pic:cNvPr id="1" name=""/>
+                    <pic:cNvPicPr/>
+                  </pic:nvPicPr>
+                  <pic:blipFill>
+                    <a:blip r:embed="rId8"/>
+                    <a:stretch>
+                      <a:fillRect/>
+                    </a:stretch>
+                  </pic:blipFill>
+                  <pic:spPr>
+                    <a:xfrm>
+                      <a:off x="0" y="0"/>
+                      <a:ext cx="5940425" cy="7360285"/>
+                    </a:xfrm>
+                    <a:prstGeom prst="rect">
+                      <a:avLst/>
+                    </a:prstGeom>
+                  </pic:spPr>
+                </pic:pic>
+              </a:graphicData>
+            </a:graphic>
+          </wp:inline>
+        </w:drawing>
+      </w:r>
+      <w:bookmarkStart w:id="0" w:name="_GoBack"/>
       <w:bookmarkEnd w:id="0"/>
     </w:p>
     <w:p/>

--- a/Algorithms_3Lab/Sort/Рисунки.docx
+++ b/Algorithms_3Lab/Sort/Рисунки.docx
@@ -178,6 +178,10 @@
     </w:p>
     <w:p>
       <w:r>
+        <w:rPr>
+          <w:noProof/>
+          <w:lang w:eastAsia="ru-RU"/>
+        </w:rPr>
         <w:lastRenderedPageBreak/>
         <w:drawing>
           <wp:inline distT="0" distB="0" distL="0" distR="0" wp14:anchorId="0DB5EF32" wp14:editId="02973AE6">
@@ -204,6 +208,91 @@
                     <a:xfrm>
                       <a:off x="0" y="0"/>
                       <a:ext cx="5940425" cy="7360285"/>
+                    </a:xfrm>
+                    <a:prstGeom prst="rect">
+                      <a:avLst/>
+                    </a:prstGeom>
+                  </pic:spPr>
+                </pic:pic>
+              </a:graphicData>
+            </a:graphic>
+          </wp:inline>
+        </w:drawing>
+      </w:r>
+    </w:p>
+    <w:p/>
+    <w:p/>
+    <w:p/>
+    <w:p/>
+    <w:p/>
+    <w:p/>
+    <w:p>
+      <w:r>
+        <w:lastRenderedPageBreak/>
+        <w:drawing>
+          <wp:inline distT="0" distB="0" distL="0" distR="0" wp14:anchorId="3D3BF25D" wp14:editId="135B4285">
+            <wp:extent cx="5940425" cy="3969385"/>
+            <wp:effectExtent l="0" t="0" r="3175" b="0"/>
+            <wp:docPr id="6" name="Рисунок 6"/>
+            <wp:cNvGraphicFramePr>
+              <a:graphicFrameLocks xmlns:a="http://schemas.openxmlformats.org/drawingml/2006/main" noChangeAspect="1"/>
+            </wp:cNvGraphicFramePr>
+            <a:graphic xmlns:a="http://schemas.openxmlformats.org/drawingml/2006/main">
+              <a:graphicData uri="http://schemas.openxmlformats.org/drawingml/2006/picture">
+                <pic:pic xmlns:pic="http://schemas.openxmlformats.org/drawingml/2006/picture">
+                  <pic:nvPicPr>
+                    <pic:cNvPr id="1" name=""/>
+                    <pic:cNvPicPr/>
+                  </pic:nvPicPr>
+                  <pic:blipFill>
+                    <a:blip r:embed="rId9"/>
+                    <a:stretch>
+                      <a:fillRect/>
+                    </a:stretch>
+                  </pic:blipFill>
+                  <pic:spPr>
+                    <a:xfrm>
+                      <a:off x="0" y="0"/>
+                      <a:ext cx="5940425" cy="3969385"/>
+                    </a:xfrm>
+                    <a:prstGeom prst="rect">
+                      <a:avLst/>
+                    </a:prstGeom>
+                  </pic:spPr>
+                </pic:pic>
+              </a:graphicData>
+            </a:graphic>
+          </wp:inline>
+        </w:drawing>
+      </w:r>
+    </w:p>
+    <w:p>
+      <w:r>
+        <w:drawing>
+          <wp:inline distT="0" distB="0" distL="0" distR="0" wp14:anchorId="2160CEFC" wp14:editId="6C7DD949">
+            <wp:extent cx="5940425" cy="2395220"/>
+            <wp:effectExtent l="0" t="0" r="3175" b="5080"/>
+            <wp:docPr id="7" name="Рисунок 7"/>
+            <wp:cNvGraphicFramePr>
+              <a:graphicFrameLocks xmlns:a="http://schemas.openxmlformats.org/drawingml/2006/main" noChangeAspect="1"/>
+            </wp:cNvGraphicFramePr>
+            <a:graphic xmlns:a="http://schemas.openxmlformats.org/drawingml/2006/main">
+              <a:graphicData uri="http://schemas.openxmlformats.org/drawingml/2006/picture">
+                <pic:pic xmlns:pic="http://schemas.openxmlformats.org/drawingml/2006/picture">
+                  <pic:nvPicPr>
+                    <pic:cNvPr id="1" name=""/>
+                    <pic:cNvPicPr/>
+                  </pic:nvPicPr>
+                  <pic:blipFill>
+                    <a:blip r:embed="rId10"/>
+                    <a:stretch>
+                      <a:fillRect/>
+                    </a:stretch>
+                  </pic:blipFill>
+                  <pic:spPr>
+                    <a:xfrm>
+                      <a:off x="0" y="0"/>
+                      <a:ext cx="5940425" cy="2395220"/>
                     </a:xfrm>
                     <a:prstGeom prst="rect">
                       <a:avLst/>
